--- a/filesystem/ACTD/Safety/IR_2025-1018_draft.docx
+++ b/filesystem/ACTD/Safety/IR_2025-1018_draft.docx
@@ -1265,6 +1265,7 @@
         <w:spacing w:before="160" w:after="0" w:line="288" w:lineRule="auto"/>
         <w:jc w:val="center"/>
       </w:pPr>
+      <w:commentRangeStart w:id="0"/>
       <w:r>
         <w:rPr>
           <w:rFonts w:ascii="Helvetica" w:hAnsi="Helvetica" w:cs="Helvetica" w:eastAsia="Helvetica"/>
@@ -1274,6 +1275,13 @@
           <w:sz w:val="18"/>
         </w:rPr>
         <w:t>DRAFT — pending Safety-Director review. Do not distribute outside ACTD Safety / Risk.</w:t>
+      </w:r>
+      <w:commentRangeEnd w:id="0"/>
+      <w:r>
+        <w:rPr>
+          <w:rStyle w:val="CommentReference"/>
+        </w:rPr>
+        <w:commentReference w:id="0"/>
       </w:r>
     </w:p>
     <w:sectPr>
@@ -1286,6 +1294,27 @@
     </w:sectPr>
   </w:body>
 </w:document>
+</file>
+
+<file path=word/comments.xml><?xml version="1.0" encoding="utf-8"?>
+<w:comments xmlns:a="http://schemas.openxmlformats.org/drawingml/2006/main" xmlns:pic="http://schemas.openxmlformats.org/drawingml/2006/picture" xmlns:r="http://schemas.openxmlformats.org/officeDocument/2006/relationships" xmlns:w="http://schemas.openxmlformats.org/wordprocessingml/2006/main" xmlns:wp="http://schemas.openxmlformats.org/drawingml/2006/wordprocessingDrawing" xmlns:mc="http://schemas.openxmlformats.org/markup-compatibility/2006" xmlns:a14="http://schemas.microsoft.com/office/drawing/2010/main" xmlns:w14="http://schemas.microsoft.com/office/word/2010/wordml" xmlns:wpc="http://schemas.microsoft.com/office/word/2010/wordprocessingCanvas">
+  <w:comment w:id="0" w:author="Marlene Okonkwo" w:initials="MO" w:date="2025-10-20T08:15:00Z">
+    <w:p>
+      <w:pPr>
+        <w:pStyle w:val="CommentText"/>
+      </w:pPr>
+      <w:r>
+        <w:rPr>
+          <w:rStyle w:val="CommentReference"/>
+        </w:rPr>
+        <w:annotationRef/>
+      </w:r>
+      <w:r>
+        <w:t>Received for review 10/20/2025. This on-scene draft is superseded in full by the Safety Division's final incident report upon completion of the investigation; nothing in this preliminary narrative should be relied on as the report of record in the interim.</w:t>
+      </w:r>
+    </w:p>
+  </w:comment>
+</w:comments>
 </file>
 
 <file path=word/footer1.xml><?xml version="1.0" encoding="utf-8"?>

--- a/filesystem/ACTD/Safety/IR_2025-1018_draft.docx
+++ b/filesystem/ACTD/Safety/IR_2025-1018_draft.docx
@@ -688,25 +688,7 @@
           <w:color w:val="1A2238"/>
           <w:sz w:val="27"/>
         </w:rPr>
-        <w:t xml:space="preserve">Passengers aboard: </w:t>
-      </w:r>
-      <w:r>
-        <w:rPr>
-          <w:rFonts w:ascii="Helvetica" w:hAnsi="Helvetica" w:cs="Helvetica" w:eastAsia="Helvetica"/>
-          <w:b/>
-          <w:color w:val="1A2238"/>
-          <w:sz w:val="27"/>
-        </w:rPr>
-        <w:t>approximately four</w:t>
-      </w:r>
-      <w:r>
-        <w:rPr>
-          <w:rFonts w:ascii="Helvetica" w:hAnsi="Helvetica" w:cs="Helvetica" w:eastAsia="Helvetica"/>
-          <w:b/>
-          <w:color w:val="1A2238"/>
-          <w:sz w:val="27"/>
-        </w:rPr>
-        <w:t xml:space="preserve"> (unconfirmed — pending APC/farebox pull)</w:t>
+        <w:t xml:space="preserve">Passengers aboard: approximately four (unconfirmed — pending APC/farebox pull)</w:t>
       </w:r>
     </w:p>
     <w:p>
@@ -1202,16 +1184,7 @@
           <w:color w:val="1A2238"/>
           <w:sz w:val="21"/>
         </w:rPr>
-        <w:t xml:space="preserve">Prepared by: </w:t>
-      </w:r>
-      <w:r>
-        <w:rPr>
-          <w:rFonts w:ascii="Helvetica" w:hAnsi="Helvetica" w:cs="Helvetica" w:eastAsia="Helvetica"/>
-          <w:b/>
-          <w:color w:val="1A2238"/>
-          <w:sz w:val="21"/>
-        </w:rPr>
-        <w:t>Wesley Tran, Overnight Dispatch Supervisor</w:t>
+        <w:t xml:space="preserve">Prepared by: Wesley Tran, Overnight Dispatch Supervisor</w:t>
       </w:r>
     </w:p>
     <w:p>
@@ -1265,6 +1238,7 @@
         <w:spacing w:before="160" w:after="0" w:line="288" w:lineRule="auto"/>
         <w:jc w:val="center"/>
       </w:pPr>
+      <w:commentRangeStart w:id="0"/>
       <w:r>
         <w:rPr>
           <w:rFonts w:ascii="Helvetica" w:hAnsi="Helvetica" w:cs="Helvetica" w:eastAsia="Helvetica"/>
@@ -1274,6 +1248,13 @@
           <w:sz w:val="18"/>
         </w:rPr>
         <w:t>DRAFT — pending Safety-Director review. Do not distribute outside ACTD Safety / Risk.</w:t>
+      </w:r>
+      <w:commentRangeEnd w:id="0"/>
+      <w:r>
+        <w:rPr>
+          <w:rStyle w:val="CommentReference"/>
+        </w:rPr>
+        <w:commentReference w:id="0"/>
       </w:r>
     </w:p>
     <w:sectPr>
@@ -1286,6 +1267,47 @@
     </w:sectPr>
   </w:body>
 </w:document>
+</file>
+
+<file path=word/comments.xml><?xml version="1.0" encoding="utf-8"?>
+<w:comments xmlns:wpc="http://schemas.microsoft.com/office/word/2010/wordprocessingCanvas" xmlns:cx="http://schemas.microsoft.com/office/drawing/2014/chartex" xmlns:cx1="http://schemas.microsoft.com/office/drawing/2015/9/8/chartex" xmlns:cx2="http://schemas.microsoft.com/office/drawing/2015/10/21/chartex" xmlns:cx3="http://schemas.microsoft.com/office/drawing/2016/5/9/chartex" xmlns:cx4="http://schemas.microsoft.com/office/drawing/2016/5/10/chartex" xmlns:cx5="http://schemas.microsoft.com/office/drawing/2016/5/11/chartex" xmlns:cx6="http://schemas.microsoft.com/office/drawing/2016/5/12/chartex" xmlns:cx7="http://schemas.microsoft.com/office/drawing/2016/5/13/chartex" xmlns:cx8="http://schemas.microsoft.com/office/drawing/2016/5/14/chartex" xmlns:mc="http://schemas.openxmlformats.org/markup-compatibility/2006" xmlns:aink="http://schemas.microsoft.com/office/drawing/2016/ink" xmlns:am3d="http://schemas.microsoft.com/office/drawing/2017/model3d" xmlns:o="urn:schemas-microsoft-com:office:office" xmlns:oel="http://schemas.microsoft.com/office/2019/extlst" xmlns:r="http://schemas.openxmlformats.org/officeDocument/2006/relationships" xmlns:m="http://schemas.openxmlformats.org/officeDocument/2006/math" xmlns:v="urn:schemas-microsoft-com:vml" xmlns:wp14="http://schemas.microsoft.com/office/word/2010/wordprocessingDrawing" xmlns:wp="http://schemas.openxmlformats.org/drawingml/2006/wordprocessingDrawing" xmlns:w10="urn:schemas-microsoft-com:office:word" xmlns:w="http://schemas.openxmlformats.org/wordprocessingml/2006/main" xmlns:w14="http://schemas.microsoft.com/office/word/2010/wordml" xmlns:w15="http://schemas.microsoft.com/office/word/2012/wordml" xmlns:w16cex="http://schemas.microsoft.com/office/word/2018/wordml/cex" xmlns:w16cid="http://schemas.microsoft.com/office/word/2016/wordml/cid" xmlns:w16="http://schemas.microsoft.com/office/word/2018/wordml" xmlns:w16du="http://schemas.microsoft.com/office/word/2023/wordml/word16du" xmlns:w16sdtdh="http://schemas.microsoft.com/office/word/2020/wordml/sdtdatahash" xmlns:w16sdtfl="http://schemas.microsoft.com/office/word/2024/wordml/sdtformatlock" xmlns:w16se="http://schemas.microsoft.com/office/word/2015/wordml/symex" xmlns:wpg="http://schemas.microsoft.com/office/word/2010/wordprocessingGroup" xmlns:wpi="http://schemas.microsoft.com/office/word/2010/wordprocessingInk" xmlns:wne="http://schemas.microsoft.com/office/word/2006/wordml" xmlns:wps="http://schemas.microsoft.com/office/word/2010/wordprocessingShape" mc:Ignorable="w14 w15 w16se w16cid w16 w16cex w16sdtdh w16sdtfl w16du wp14">
+  <w:comment w:id="0" w:author="Marlene Okonkwo" w:date="2025-10-18T16:00:00Z" w:initials="MO">
+    <w:p>
+      <w:r>
+        <w:rPr>
+          <w:rStyle w:val="CommentReference"/>
+        </w:rPr>
+        <w:annotationRef/>
+      </w:r>
+      <w:r>
+        <w:rPr>
+          <w:color w:val="000000"/>
+          <w:sz w:val="20"/>
+          <w:szCs w:val="20"/>
+        </w:rPr>
+        <w:t xml:space="preserve">Received for review. Hold as-is pending confirmed APC/AVL pulls and the RPD TCR -- do not revise the passenger count, time, or route-authorization entries in this draft until those are in hand. Route to me for the final report once confirmed.</w:t>
+      </w:r>
+    </w:p>
+  </w:comment>
+</w:comments>
+</file>
+
+<file path=word/commentsExtended.xml><?xml version="1.0" encoding="utf-8"?>
+<w15:commentsEx xmlns:wpc="http://schemas.microsoft.com/office/word/2010/wordprocessingCanvas" xmlns:cx="http://schemas.microsoft.com/office/drawing/2014/chartex" xmlns:cx1="http://schemas.microsoft.com/office/drawing/2015/9/8/chartex" xmlns:cx2="http://schemas.microsoft.com/office/drawing/2015/10/21/chartex" xmlns:cx3="http://schemas.microsoft.com/office/drawing/2016/5/9/chartex" xmlns:cx4="http://schemas.microsoft.com/office/drawing/2016/5/10/chartex" xmlns:cx5="http://schemas.microsoft.com/office/drawing/2016/5/11/chartex" xmlns:cx6="http://schemas.microsoft.com/office/drawing/2016/5/12/chartex" xmlns:cx7="http://schemas.microsoft.com/office/drawing/2016/5/13/chartex" xmlns:cx8="http://schemas.microsoft.com/office/drawing/2016/5/14/chartex" xmlns:mc="http://schemas.openxmlformats.org/markup-compatibility/2006" xmlns:aink="http://schemas.microsoft.com/office/drawing/2016/ink" xmlns:am3d="http://schemas.microsoft.com/office/drawing/2017/model3d" xmlns:o="urn:schemas-microsoft-com:office:office" xmlns:oel="http://schemas.microsoft.com/office/2019/extlst" xmlns:r="http://schemas.openxmlformats.org/officeDocument/2006/relationships" xmlns:m="http://schemas.openxmlformats.org/officeDocument/2006/math" xmlns:v="urn:schemas-microsoft-com:vml" xmlns:wp14="http://schemas.microsoft.com/office/word/2010/wordprocessingDrawing" xmlns:wp="http://schemas.openxmlformats.org/drawingml/2006/wordprocessingDrawing" xmlns:w10="urn:schemas-microsoft-com:office:word" xmlns:w="http://schemas.openxmlformats.org/wordprocessingml/2006/main" xmlns:w14="http://schemas.microsoft.com/office/word/2010/wordml" xmlns:w15="http://schemas.microsoft.com/office/word/2012/wordml" xmlns:w16cex="http://schemas.microsoft.com/office/word/2018/wordml/cex" xmlns:w16cid="http://schemas.microsoft.com/office/word/2016/wordml/cid" xmlns:w16="http://schemas.microsoft.com/office/word/2018/wordml" xmlns:w16du="http://schemas.microsoft.com/office/word/2023/wordml/word16du" xmlns:w16sdtdh="http://schemas.microsoft.com/office/word/2020/wordml/sdtdatahash" xmlns:w16sdtfl="http://schemas.microsoft.com/office/word/2024/wordml/sdtformatlock" xmlns:w16se="http://schemas.microsoft.com/office/word/2015/wordml/symex" xmlns:wpg="http://schemas.microsoft.com/office/word/2010/wordprocessingGroup" xmlns:wpi="http://schemas.microsoft.com/office/word/2010/wordprocessingInk" xmlns:wne="http://schemas.microsoft.com/office/word/2006/wordml" xmlns:wps="http://schemas.microsoft.com/office/word/2010/wordprocessingShape" mc:Ignorable="w14 w15 w16se w16cid w16 w16cex w16sdtdh w16sdtfl w16du wp14">
+  <w15:commentEx w15:paraId="63574F73" w15:done="0"/>
+</w15:commentsEx>
+</file>
+
+<file path=word/commentsExtensible.xml><?xml version="1.0" encoding="utf-8"?>
+<w16cex:commentsExtensible xmlns:wpc="http://schemas.microsoft.com/office/word/2010/wordprocessingCanvas" xmlns:cx="http://schemas.microsoft.com/office/drawing/2014/chartex" xmlns:cx1="http://schemas.microsoft.com/office/drawing/2015/9/8/chartex" xmlns:cx2="http://schemas.microsoft.com/office/drawing/2015/10/21/chartex" xmlns:cx3="http://schemas.microsoft.com/office/drawing/2016/5/9/chartex" xmlns:cx4="http://schemas.microsoft.com/office/drawing/2016/5/10/chartex" xmlns:cx5="http://schemas.microsoft.com/office/drawing/2016/5/11/chartex" xmlns:cx6="http://schemas.microsoft.com/office/drawing/2016/5/12/chartex" xmlns:cx7="http://schemas.microsoft.com/office/drawing/2016/5/13/chartex" xmlns:cx8="http://schemas.microsoft.com/office/drawing/2016/5/14/chartex" xmlns:mc="http://schemas.openxmlformats.org/markup-compatibility/2006" xmlns:aink="http://schemas.microsoft.com/office/drawing/2016/ink" xmlns:am3d="http://schemas.microsoft.com/office/drawing/2017/model3d" xmlns:o="urn:schemas-microsoft-com:office:office" xmlns:oel="http://schemas.microsoft.com/office/2019/extlst" xmlns:r="http://schemas.openxmlformats.org/officeDocument/2006/relationships" xmlns:m="http://schemas.openxmlformats.org/officeDocument/2006/math" xmlns:v="urn:schemas-microsoft-com:vml" xmlns:wp14="http://schemas.microsoft.com/office/word/2010/wordprocessingDrawing" xmlns:wp="http://schemas.openxmlformats.org/drawingml/2006/wordprocessingDrawing" xmlns:w10="urn:schemas-microsoft-com:office:word" xmlns:w="http://schemas.openxmlformats.org/wordprocessingml/2006/main" xmlns:w14="http://schemas.microsoft.com/office/word/2010/wordml" xmlns:w15="http://schemas.microsoft.com/office/word/2012/wordml" xmlns:w16cex="http://schemas.microsoft.com/office/word/2018/wordml/cex" xmlns:w16cid="http://schemas.microsoft.com/office/word/2016/wordml/cid" xmlns:w16="http://schemas.microsoft.com/office/word/2018/wordml" xmlns:w16du="http://schemas.microsoft.com/office/word/2023/wordml/word16du" xmlns:w16sdtdh="http://schemas.microsoft.com/office/word/2020/wordml/sdtdatahash" xmlns:w16sdtfl="http://schemas.microsoft.com/office/word/2024/wordml/sdtformatlock" xmlns:w16se="http://schemas.microsoft.com/office/word/2015/wordml/symex" xmlns:wpg="http://schemas.microsoft.com/office/word/2010/wordprocessingGroup" xmlns:wpi="http://schemas.microsoft.com/office/word/2010/wordprocessingInk" xmlns:wne="http://schemas.microsoft.com/office/word/2006/wordml" xmlns:wps="http://schemas.microsoft.com/office/word/2010/wordprocessingShape" xmlns:cr="http://schemas.microsoft.com/office/comments/2020/reactions" mc:Ignorable="w14 w15 w16se w16cid w16 w16cex w16sdtdh w16sdtfl cr w16du wp14">
+  <w16cex:commentExtensible w16cex:durableId="47BDAD4F" w16cex:dateUtc="2025-10-18T16:00:00Z"/>
+</w16cex:commentsExtensible>
+</file>
+
+<file path=word/commentsIds.xml><?xml version="1.0" encoding="utf-8"?>
+<w16cid:commentsIds xmlns:wpc="http://schemas.microsoft.com/office/word/2010/wordprocessingCanvas" xmlns:cx="http://schemas.microsoft.com/office/drawing/2014/chartex" xmlns:cx1="http://schemas.microsoft.com/office/drawing/2015/9/8/chartex" xmlns:cx2="http://schemas.microsoft.com/office/drawing/2015/10/21/chartex" xmlns:cx3="http://schemas.microsoft.com/office/drawing/2016/5/9/chartex" xmlns:cx4="http://schemas.microsoft.com/office/drawing/2016/5/10/chartex" xmlns:cx5="http://schemas.microsoft.com/office/drawing/2016/5/11/chartex" xmlns:cx6="http://schemas.microsoft.com/office/drawing/2016/5/12/chartex" xmlns:cx7="http://schemas.microsoft.com/office/drawing/2016/5/13/chartex" xmlns:cx8="http://schemas.microsoft.com/office/drawing/2016/5/14/chartex" xmlns:mc="http://schemas.openxmlformats.org/markup-compatibility/2006" xmlns:aink="http://schemas.microsoft.com/office/drawing/2016/ink" xmlns:am3d="http://schemas.microsoft.com/office/drawing/2017/model3d" xmlns:o="urn:schemas-microsoft-com:office:office" xmlns:oel="http://schemas.microsoft.com/office/2019/extlst" xmlns:r="http://schemas.openxmlformats.org/officeDocument/2006/relationships" xmlns:m="http://schemas.openxmlformats.org/officeDocument/2006/math" xmlns:v="urn:schemas-microsoft-com:vml" xmlns:wp14="http://schemas.microsoft.com/office/word/2010/wordprocessingDrawing" xmlns:wp="http://schemas.openxmlformats.org/drawingml/2006/wordprocessingDrawing" xmlns:w10="urn:schemas-microsoft-com:office:word" xmlns:w="http://schemas.openxmlformats.org/wordprocessingml/2006/main" xmlns:w14="http://schemas.microsoft.com/office/word/2010/wordml" xmlns:w15="http://schemas.microsoft.com/office/word/2012/wordml" xmlns:w16cex="http://schemas.microsoft.com/office/word/2018/wordml/cex" xmlns:w16cid="http://schemas.microsoft.com/office/word/2016/wordml/cid" xmlns:w16="http://schemas.microsoft.com/office/word/2018/wordml" xmlns:w16du="http://schemas.microsoft.com/office/word/2023/wordml/word16du" xmlns:w16sdtdh="http://schemas.microsoft.com/office/word/2020/wordml/sdtdatahash" xmlns:w16sdtfl="http://schemas.microsoft.com/office/word/2024/wordml/sdtformatlock" xmlns:w16se="http://schemas.microsoft.com/office/word/2015/wordml/symex" xmlns:wpg="http://schemas.microsoft.com/office/word/2010/wordprocessingGroup" xmlns:wpi="http://schemas.microsoft.com/office/word/2010/wordprocessingInk" xmlns:wne="http://schemas.microsoft.com/office/word/2006/wordml" xmlns:wps="http://schemas.microsoft.com/office/word/2010/wordprocessingShape" mc:Ignorable="w14 w15 w16se w16cid w16 w16cex w16sdtdh w16sdtfl w16du wp14">
+  <w16cid:commentId w16cid:paraId="63574F73" w16cid:durableId="47BDAD4F"/>
+</w16cid:commentsIds>
 </file>
 
 <file path=word/footer1.xml><?xml version="1.0" encoding="utf-8"?>
@@ -13379,6 +13401,17 @@
         <w:shd w:val="clear" w:color="auto" w:fill="FBCAA2" w:themeFill="accent6" w:themeFillTint="7F"/>
       </w:tcPr>
     </w:tblStylePr>
+  </w:style>
+  <w:style w:type="character" w:styleId="CommentReference">
+    <w:name w:val="annotation reference"/>
+    <w:basedOn w:val="DefaultParagraphFont"/>
+    <w:uiPriority w:val="99"/>
+    <w:semiHidden/>
+    <w:unhideWhenUsed/>
+    <w:rPr>
+      <w:sz w:val="16"/>
+      <w:szCs w:val="16"/>
+    </w:rPr>
   </w:style>
 </w:styles>
 </file>

--- a/filesystem/ACTD/Safety/IR_2025-1018_draft.docx
+++ b/filesystem/ACTD/Safety/IR_2025-1018_draft.docx
@@ -56,6 +56,7 @@
           <w:bottom w:val="single" w:sz="6" w:space="6" w:color="E8A33D"/>
         </w:pBdr>
       </w:pPr>
+      <w:commentRangeStart w:id="0"/>
       <w:r>
         <w:rPr>
           <w:rFonts w:ascii="Helvetica" w:hAnsi="Helvetica" w:cs="Helvetica" w:eastAsia="Helvetica"/>
@@ -64,6 +65,13 @@
           <w:sz w:val="20"/>
         </w:rPr>
         <w:t>DRAFT — ON-SCENE — SUBJECT TO SUPERVISOR REVIEW</w:t>
+      </w:r>
+      <w:commentRangeEnd w:id="0"/>
+      <w:r>
+        <w:rPr>
+          <w:rStyle w:val="CommentReference"/>
+        </w:rPr>
+        <w:commentReference w:id="0"/>
       </w:r>
     </w:p>
     <w:p>
@@ -1288,6 +1296,18 @@
 </w:document>
 </file>
 
+<file path=word/comments.xml><?xml version="1.0" encoding="utf-8"?>
+<w:comments xmlns:w="http://schemas.openxmlformats.org/wordprocessingml/2006/main">
+  <w:comment w:id="0" w:author="Marlene Okonkwo" w:initials="MO" w:date="2025-10-18T09:00:00Z">
+    <w:p>
+      <w:r>
+        <w:t>Received for supervisor review, 10/18/2025. Superseded by the Final Incident Report (issued 12/01/2025).</w:t>
+      </w:r>
+    </w:p>
+  </w:comment>
+</w:comments>
+</file>
+
 <file path=word/footer1.xml><?xml version="1.0" encoding="utf-8"?>
 <w:ftr xmlns:m="http://schemas.openxmlformats.org/officeDocument/2006/math" xmlns:mc="http://schemas.openxmlformats.org/markup-compatibility/2006" xmlns:mo="http://schemas.microsoft.com/office/mac/office/2008/main" xmlns:mv="urn:schemas-microsoft-com:mac:vml" xmlns:o="urn:schemas-microsoft-com:office:office" xmlns:r="http://schemas.openxmlformats.org/officeDocument/2006/relationships" xmlns:v="urn:schemas-microsoft-com:vml" xmlns:w10="urn:schemas-microsoft-com:office:word" xmlns:w14="http://schemas.microsoft.com/office/word/2010/wordml" xmlns:w="http://schemas.openxmlformats.org/wordprocessingml/2006/main" xmlns:wne="http://schemas.microsoft.com/office/word/2006/wordml" xmlns:wp14="http://schemas.microsoft.com/office/word/2010/wordprocessingDrawing" xmlns:wp="http://schemas.openxmlformats.org/drawingml/2006/wordprocessingDrawing" xmlns:wpc="http://schemas.microsoft.com/office/word/2010/wordprocessingCanvas" xmlns:wpg="http://schemas.microsoft.com/office/word/2010/wordprocessingGroup" xmlns:wpi="http://schemas.microsoft.com/office/word/2010/wordprocessingInk" xmlns:wps="http://schemas.microsoft.com/office/word/2010/wordprocessingShape" mc:Ignorable="w14 wp14">
   <w:p>
